--- a/final_report/Отзыв руководителя.docx
+++ b/final_report/Отзыв руководителя.docx
@@ -153,7 +153,10 @@
         <w:t>8</w:t>
       </w:r>
       <w:r>
-        <w:t>.2024</w:t>
+        <w:t>.202</w:t>
+      </w:r>
+      <w:r>
+        <w:t>5</w:t>
       </w:r>
       <w:r>
         <w:t xml:space="preserve"> </w:t>
@@ -251,7 +254,7 @@
         <w:t>,</w:t>
       </w:r>
       <w:r>
-        <w:t xml:space="preserve"> за время прохождения практики осуществил следующие мероприятия</w:t>
+        <w:t xml:space="preserve"> за время прохождения практики</w:t>
       </w:r>
       <w:r>
         <w:t>:</w:t>
@@ -267,10 +270,7 @@
         <w:jc w:val="both"/>
       </w:pPr>
       <w:r>
-        <w:t>ознакомление с технологиями производства кремниевых детекторов</w:t>
-      </w:r>
-      <w:r>
-        <w:t>;</w:t>
+        <w:t>ознакомился с работой некоторых типов кремниевых планарных детекторов;</w:t>
       </w:r>
     </w:p>
     <w:p>
@@ -283,7 +283,7 @@
         <w:jc w:val="both"/>
       </w:pPr>
       <w:r>
-        <w:t>исследование статических параметров кремниевых детекторов;</w:t>
+        <w:t>провел измерение статических параметров кремниевых детекторов;</w:t>
       </w:r>
     </w:p>
     <w:p>
@@ -296,7 +296,7 @@
         <w:jc w:val="both"/>
       </w:pPr>
       <w:r>
-        <w:t>исследование динамических параметров кремниевых детекторов;</w:t>
+        <w:t>провел измерение с альфа источниками (ОСАИ) энергетического разрешения кремниевых детекторов;</w:t>
       </w:r>
     </w:p>
     <w:p>
@@ -309,7 +309,7 @@
         <w:jc w:val="both"/>
       </w:pPr>
       <w:r>
-        <w:t>исследование энергетических потерь альфа-частиц в воздухе;</w:t>
+        <w:t>измерил энергетические потери альфа-частиц в воздухе;</w:t>
       </w:r>
     </w:p>
     <w:p>
@@ -322,7 +322,7 @@
         <w:jc w:val="both"/>
       </w:pPr>
       <w:r>
-        <w:t>анализ полученных результатов;</w:t>
+        <w:t>выполнил анализ полученных экспериментальных результатов;</w:t>
       </w:r>
     </w:p>
     <w:p>
@@ -335,7 +335,10 @@
         <w:jc w:val="both"/>
       </w:pPr>
       <w:r>
-        <w:t>оформление отчёта.</w:t>
+        <w:t>оформил отчёт</w:t>
+      </w:r>
+      <w:r>
+        <w:t>.</w:t>
       </w:r>
     </w:p>
     <w:p>
@@ -363,7 +366,7 @@
         <w:jc w:val="both"/>
       </w:pPr>
       <w:r>
-        <w:t>качественно и в полной мере выполнил поставленные задачи;</w:t>
+        <w:t>выполнил поставленные задачи;</w:t>
       </w:r>
     </w:p>
     <w:p>
@@ -376,16 +379,7 @@
         <w:jc w:val="both"/>
       </w:pPr>
       <w:r>
-        <w:t>прояв</w:t>
-      </w:r>
-      <w:r>
-        <w:t xml:space="preserve">ил интерес к научным и производственным направлениям </w:t>
-      </w:r>
-      <w:r>
-        <w:t>ОИЯИ</w:t>
-      </w:r>
-      <w:r>
-        <w:t>;</w:t>
+        <w:t>ознакомился с основными научно-экспериментальными направлениями ОИЯИ;</w:t>
       </w:r>
     </w:p>
     <w:p>
@@ -398,7 +392,7 @@
         <w:jc w:val="both"/>
       </w:pPr>
       <w:r>
-        <w:t>проявил навыки и умения работы с измерительными приборами, обработки результатов измерений;</w:t>
+        <w:t>проявил навыки и умение работы с измерительными приборами;</w:t>
       </w:r>
     </w:p>
     <w:p>
@@ -411,13 +405,7 @@
         <w:jc w:val="both"/>
       </w:pPr>
       <w:r>
-        <w:t>проявил навыки самостоятельного изучения материала</w:t>
-      </w:r>
-      <w:r>
-        <w:t xml:space="preserve">, </w:t>
-      </w:r>
-      <w:r>
-        <w:t>инициативность, самостоятельность и энергичность;</w:t>
+        <w:t>выполнил обработку и представление результатов измерений;</w:t>
       </w:r>
     </w:p>
     <w:p>
@@ -430,37 +418,44 @@
         <w:jc w:val="both"/>
       </w:pPr>
       <w:r>
-        <w:t>у</w:t>
-      </w:r>
-      <w:r>
-        <w:t>ровень подг</w:t>
-      </w:r>
-      <w:r>
-        <w:t>отовки</w:t>
-      </w:r>
-      <w:r>
-        <w:t xml:space="preserve"> позв</w:t>
-      </w:r>
-      <w:r>
-        <w:t>оляет</w:t>
-      </w:r>
-      <w:r>
-        <w:t xml:space="preserve"> реш</w:t>
-      </w:r>
-      <w:r>
-        <w:t>ать</w:t>
-      </w:r>
-      <w:r>
-        <w:t xml:space="preserve"> пост</w:t>
-      </w:r>
-      <w:r>
-        <w:t>авленные</w:t>
-      </w:r>
-      <w:r>
-        <w:t xml:space="preserve"> зад</w:t>
-      </w:r>
-      <w:r>
-        <w:t>ачи.</w:t>
+        <w:t>способен изучать необходимую для работы научную литературу;</w:t>
+      </w:r>
+    </w:p>
+    <w:p>
+      <w:pPr>
+        <w:pStyle w:val="a3"/>
+        <w:numPr>
+          <w:ilvl w:val="0"/>
+          <w:numId w:val="7"/>
+        </w:numPr>
+        <w:jc w:val="both"/>
+      </w:pPr>
+      <w:r>
+        <w:t>уровень подготовки позволяет решать поставленные задачи;</w:t>
+      </w:r>
+    </w:p>
+    <w:p>
+      <w:pPr>
+        <w:pStyle w:val="a3"/>
+        <w:numPr>
+          <w:ilvl w:val="0"/>
+          <w:numId w:val="7"/>
+        </w:numPr>
+        <w:jc w:val="both"/>
+      </w:pPr>
+      <w:r>
+        <w:t xml:space="preserve">пожелания в совершенствовании личных качеств: развивать общительность и доброжелательность к </w:t>
+      </w:r>
+      <w:proofErr w:type="gramStart"/>
+      <w:r>
+        <w:t>коллегам по работе</w:t>
+      </w:r>
+      <w:proofErr w:type="gramEnd"/>
+      <w:r>
+        <w:t>, не забывать выражать благодарность коллегам за помощь по совместной работе, проверять достоверность получаемых результатов (не должно быть самоуверенности)</w:t>
+      </w:r>
+      <w:r>
+        <w:t>.</w:t>
       </w:r>
     </w:p>
     <w:p>
@@ -515,25 +510,23 @@
         <w:pStyle w:val="a4"/>
       </w:pPr>
       <w:r>
-        <w:t>1.</w:t>
-      </w:r>
-      <w:r>
-        <w:t>Студент на время практики был трудоустроен</w:t>
-      </w:r>
-      <w:r>
-        <w:t>?</w:t>
-      </w:r>
-      <w:r>
-        <w:t xml:space="preserve"> </w:t>
-      </w:r>
-      <w:r>
-        <w:t xml:space="preserve">  </w:t>
-      </w:r>
-      <w:r>
-        <w:rPr>
+        <w:t xml:space="preserve">1.Студент на время практики был трудоустроен?   </w:t>
+      </w:r>
+      <w:r>
+        <w:rPr>
+          <w:b/>
+          <w:bCs/>
           <w:u w:val="single"/>
         </w:rPr>
-        <w:t>нет</w:t>
+        <w:t>Н</w:t>
+      </w:r>
+      <w:r>
+        <w:rPr>
+          <w:b/>
+          <w:bCs/>
+          <w:u w:val="single"/>
+        </w:rPr>
+        <w:t>ет</w:t>
       </w:r>
       <w:r>
         <w:t xml:space="preserve">   ________________</w:t>
@@ -564,99 +557,77 @@
           <w:sz w:val="14"/>
           <w:szCs w:val="14"/>
         </w:rPr>
-        <w:t>(да,</w:t>
+        <w:t xml:space="preserve">(да, нет) </w:t>
       </w:r>
       <w:r>
         <w:rPr>
           <w:sz w:val="14"/>
           <w:szCs w:val="14"/>
         </w:rPr>
+        <w:tab/>
+        <w:t>(указать должность)</w:t>
+      </w:r>
+    </w:p>
+    <w:p>
+      <w:pPr>
+        <w:pStyle w:val="a4"/>
+        <w:rPr>
+          <w:b/>
+          <w:bCs/>
+          <w:u w:val="single"/>
+        </w:rPr>
+      </w:pPr>
+      <w:r>
+        <w:t>2.</w:t>
+      </w:r>
+      <w:r>
+        <w:t>Студент</w:t>
+      </w:r>
+      <w:r>
+        <w:t>у</w:t>
+      </w:r>
+      <w:r>
+        <w:t xml:space="preserve"> пр</w:t>
+      </w:r>
+      <w:r>
+        <w:t>едложено</w:t>
+      </w:r>
+      <w:r>
         <w:t xml:space="preserve"> </w:t>
       </w:r>
       <w:r>
-        <w:rPr>
-          <w:sz w:val="14"/>
-          <w:szCs w:val="14"/>
-        </w:rPr>
-        <w:t>нет)</w:t>
-      </w:r>
-      <w:r>
-        <w:rPr>
-          <w:sz w:val="14"/>
-          <w:szCs w:val="14"/>
-        </w:rPr>
+        <w:t xml:space="preserve">пройти следующую практику </w:t>
+      </w:r>
+      <w:r>
+        <w:t xml:space="preserve">на предприятии (в </w:t>
+      </w:r>
+      <w:r>
+        <w:t>организации</w:t>
+      </w:r>
+      <w:r>
+        <w:t>)</w:t>
+      </w:r>
+      <w:r>
+        <w:t>?</w:t>
+      </w:r>
+      <w:r>
         <w:t xml:space="preserve"> </w:t>
       </w:r>
       <w:r>
         <w:rPr>
-          <w:sz w:val="14"/>
-          <w:szCs w:val="14"/>
-        </w:rPr>
-        <w:tab/>
-      </w:r>
-      <w:r>
-        <w:rPr>
-          <w:sz w:val="14"/>
-          <w:szCs w:val="14"/>
-        </w:rPr>
-        <w:t>(указать должность</w:t>
-      </w:r>
-      <w:r>
-        <w:rPr>
-          <w:sz w:val="14"/>
-          <w:szCs w:val="14"/>
-        </w:rPr>
-        <w:t>)</w:t>
-      </w:r>
-    </w:p>
-    <w:p>
-      <w:pPr>
-        <w:pStyle w:val="a4"/>
-        <w:rPr>
+          <w:b/>
+          <w:bCs/>
           <w:u w:val="single"/>
         </w:rPr>
-      </w:pPr>
-      <w:r>
-        <w:t>2.</w:t>
-      </w:r>
-      <w:r>
-        <w:t>Студент</w:t>
-      </w:r>
-      <w:r>
-        <w:t>у</w:t>
-      </w:r>
-      <w:r>
-        <w:t xml:space="preserve"> пр</w:t>
-      </w:r>
-      <w:r>
-        <w:t>едложено</w:t>
-      </w:r>
-      <w:r>
-        <w:t xml:space="preserve"> </w:t>
-      </w:r>
-      <w:r>
-        <w:t xml:space="preserve">пройти следующую практику </w:t>
-      </w:r>
-      <w:r>
-        <w:t xml:space="preserve">на предприятии (в </w:t>
-      </w:r>
-      <w:r>
-        <w:t>организации</w:t>
-      </w:r>
-      <w:r>
-        <w:t>)</w:t>
-      </w:r>
-      <w:r>
-        <w:t>?</w:t>
-      </w:r>
-      <w:r>
-        <w:t xml:space="preserve"> </w:t>
-      </w:r>
-      <w:r>
-        <w:rPr>
+        <w:t>Д</w:t>
+      </w:r>
+      <w:r>
+        <w:rPr>
+          <w:b/>
+          <w:bCs/>
           <w:u w:val="single"/>
         </w:rPr>
-        <w:t>нет</w:t>
+        <w:t>а</w:t>
       </w:r>
     </w:p>
     <w:p>
@@ -665,10 +636,8 @@
         <w:tabs>
           <w:tab w:val="left" w:pos="8931"/>
         </w:tabs>
-        <w:ind w:firstLine="708"/>
-        <w:rPr>
-          <w:sz w:val="14"/>
-          <w:szCs w:val="14"/>
+        <w:rPr>
+          <w:u w:val="single"/>
         </w:rPr>
       </w:pPr>
       <w:r>
@@ -684,50 +653,51 @@
           <w:sz w:val="14"/>
           <w:szCs w:val="14"/>
         </w:rPr>
-        <w:t>(да,</w:t>
-      </w:r>
-      <w:r>
-        <w:rPr>
-          <w:sz w:val="14"/>
-          <w:szCs w:val="14"/>
-        </w:rPr>
+        <w:t>(да, нет)</w:t>
+      </w:r>
+    </w:p>
+    <w:p>
+      <w:pPr>
+        <w:pStyle w:val="a4"/>
+        <w:rPr>
+          <w:b/>
+          <w:bCs/>
+          <w:u w:val="single"/>
+        </w:rPr>
+      </w:pPr>
+      <w:r>
+        <w:t xml:space="preserve">3. Студенту предложено </w:t>
+      </w:r>
+      <w:r>
+        <w:t>трудоустройств</w:t>
+      </w:r>
+      <w:r>
+        <w:t xml:space="preserve">о </w:t>
+      </w:r>
+      <w:r>
+        <w:t>после завершения обучения</w:t>
+      </w:r>
+      <w:r>
+        <w:t>?</w:t>
+      </w:r>
+      <w:r>
         <w:t xml:space="preserve"> </w:t>
       </w:r>
       <w:r>
         <w:rPr>
-          <w:sz w:val="14"/>
-          <w:szCs w:val="14"/>
-        </w:rPr>
-        <w:t>нет)</w:t>
-      </w:r>
-    </w:p>
-    <w:p>
-      <w:pPr>
-        <w:pStyle w:val="a4"/>
-        <w:rPr>
+          <w:b/>
+          <w:bCs/>
           <w:u w:val="single"/>
         </w:rPr>
-      </w:pPr>
-      <w:r>
-        <w:t xml:space="preserve">3. Студенту предложено </w:t>
-      </w:r>
-      <w:r>
-        <w:t>трудоустройств</w:t>
-      </w:r>
-      <w:r>
-        <w:t xml:space="preserve">о </w:t>
-      </w:r>
-      <w:r>
-        <w:t>после завершения обучения</w:t>
-      </w:r>
-      <w:r>
-        <w:t xml:space="preserve"> </w:t>
-      </w:r>
-      <w:r>
-        <w:rPr>
+        <w:t>Н</w:t>
+      </w:r>
+      <w:r>
+        <w:rPr>
+          <w:b/>
+          <w:bCs/>
           <w:u w:val="single"/>
         </w:rPr>
-        <w:t>нет</w:t>
+        <w:t>ет</w:t>
       </w:r>
     </w:p>
     <w:p>
@@ -811,11 +781,13 @@
       <w:r>
         <w:t>:</w:t>
       </w:r>
+      <w:r>
+        <w:t xml:space="preserve"> </w:t>
+      </w:r>
     </w:p>
     <w:p>
       <w:pPr>
         <w:pStyle w:val="a4"/>
-        <w:jc w:val="center"/>
         <w:rPr>
           <w:u w:val="single"/>
         </w:rPr>
@@ -824,31 +796,7 @@
         <w:rPr>
           <w:u w:val="single"/>
         </w:rPr>
-        <w:t>нет</w:t>
-      </w:r>
-    </w:p>
-    <w:p>
-      <w:pPr>
-        <w:pStyle w:val="a4"/>
-        <w:jc w:val="center"/>
-      </w:pPr>
-      <w:r>
-        <w:rPr>
-          <w:vertAlign w:val="subscript"/>
-        </w:rPr>
-        <w:t>(</w:t>
-      </w:r>
-      <w:r>
-        <w:rPr>
-          <w:vertAlign w:val="subscript"/>
-        </w:rPr>
-        <w:t>в</w:t>
-      </w:r>
-      <w:r>
-        <w:rPr>
-          <w:vertAlign w:val="subscript"/>
-        </w:rPr>
-        <w:t xml:space="preserve"> свободной форме)</w:t>
+        <w:t>Необходимо больше уделять внимание при подготовке специалистов по тематике, связанной с физическими принципами работы детекторов ИИ и интегральных схем, физике п/п материалов, технологии ИС и детекторов, истории развития данных областей науки и техники, физике радиационных повреждений п/п устройств.</w:t>
       </w:r>
     </w:p>
     <w:p/>
@@ -873,7 +821,7 @@
           <w:bCs/>
           <w:u w:val="single"/>
         </w:rPr>
-        <w:t>10</w:t>
+        <w:t>9</w:t>
       </w:r>
       <w:r>
         <w:rPr>
@@ -908,23 +856,6 @@
       </w:r>
       <w:r>
         <w:t xml:space="preserve"> года.</w:t>
-      </w:r>
-    </w:p>
-    <w:p>
-      <w:pPr>
-        <w:tabs>
-          <w:tab w:val="left" w:pos="8789"/>
-        </w:tabs>
-        <w:spacing w:line="360" w:lineRule="auto"/>
-      </w:pPr>
-      <w:r>
-        <w:t xml:space="preserve">Руководитель </w:t>
-      </w:r>
-      <w:r>
-        <w:t>организации</w:t>
-      </w:r>
-      <w:r>
-        <w:tab/>
       </w:r>
     </w:p>
     <w:p>
@@ -935,6 +866,26 @@
         <w:spacing w:line="360" w:lineRule="auto"/>
       </w:pPr>
       <w:r>
+        <w:t xml:space="preserve">Руководитель </w:t>
+      </w:r>
+      <w:r>
+        <w:t>организации</w:t>
+      </w:r>
+      <w:r>
+        <w:tab/>
+      </w:r>
+      <w:r>
+        <w:t>Каманин Д. В.</w:t>
+      </w:r>
+    </w:p>
+    <w:p>
+      <w:pPr>
+        <w:tabs>
+          <w:tab w:val="left" w:pos="8647"/>
+        </w:tabs>
+        <w:spacing w:line="360" w:lineRule="auto"/>
+      </w:pPr>
+      <w:r>
         <w:t>Руководитель практики от организации</w:t>
       </w:r>
       <w:r>
@@ -946,22 +897,10 @@
     </w:p>
     <w:p>
       <w:pPr>
-        <w:spacing w:after="200" w:line="276" w:lineRule="auto"/>
-      </w:pPr>
-      <w:r>
-        <w:br w:type="page"/>
-      </w:r>
-    </w:p>
-    <w:p>
-      <w:pPr>
         <w:pStyle w:val="a3"/>
       </w:pPr>
-    </w:p>
-    <w:p>
-      <w:pPr>
-        <w:pStyle w:val="a3"/>
-      </w:pPr>
-      <w:r>
+      <w:r>
+        <w:lastRenderedPageBreak/>
         <w:t>К отзыву ОБЯЗАТЕЛЬНО прикладывается документ (приказ, распоряжение, письмо), подтверждающий о назначение руководителя практик от организации</w:t>
       </w:r>
     </w:p>
@@ -1015,15 +954,7 @@
         <w:spacing w:after="120"/>
       </w:pPr>
       <w:r>
-        <w:t xml:space="preserve">В конце отзыва руководитель практики рекомендует оценку студенту по 10-балльной шкале. Однако окончательная оценка будет выставлена </w:t>
-      </w:r>
-      <w:proofErr w:type="gramStart"/>
-      <w:r>
-        <w:t>Университетом  специально</w:t>
-      </w:r>
-      <w:proofErr w:type="gramEnd"/>
-      <w:r>
-        <w:t xml:space="preserve"> назначенной комиссией с учетом рекомендуемой оценки от руководителя практики предприятия.</w:t>
+        <w:t>В конце отзыва руководитель практики рекомендует оценку студенту по 10-балльной шкале. Однако окончательная оценка будет выставлена Университетом специально назначенной комиссией с учетом рекомендуемой оценки от руководителя практики предприятия.</w:t>
       </w:r>
     </w:p>
     <w:p>
